--- a/guia/Manual de Construção - Projeto Integrador.docx
+++ b/guia/Manual de Construção - Projeto Integrador.docx
@@ -5182,7 +5182,7 @@
         <w:t xml:space="preserve">Sorteio do tema.</w:t>
       </w:r>
       <w:r>
-        <w:t xml:space="preserve"> O professor sorteia um dos temas da lista para o grupo (6 temas para 5 grupos).</w:t>
+        <w:t xml:space="preserve"> O professor sorteia os 5 temas entre os 5 grupos: cada grupo fica com um tema diferente.</w:t>
       </w:r>
     </w:p>
     <w:p>
